--- a/zht/docx/08.content.docx
+++ b/zht/docx/08.content.docx
@@ -19,7 +19,7 @@
         <w:rPr>
           <w:lang w:val="zh_TW" w:bidi="zh_TW"/>
         </w:rPr>
-        <w:t>Resource: 研讀筆記 - 書籍簡介 (Tyndale)</w:t>
+        <w:t>Resource: Tyndale Open Study Notes</w:t>
       </w:r>
       <w:r>
         <w:rPr>
@@ -112,7 +112,7 @@
         <w:rPr>
           <w:lang w:val="zh_TW" w:bidi="zh_TW"/>
         </w:rPr>
-        <w:t>研讀筆記 - 書籍簡介 (Tyndale)</w:t>
+        <w:t>Tyndale Open Study Notes</w:t>
       </w:r>
     </w:p>
     <w:p>

--- a/zht/docx/08.content.docx
+++ b/zht/docx/08.content.docx
@@ -19,7 +19,7 @@
         <w:rPr>
           <w:lang w:val="zh_TW" w:bidi="zh_TW"/>
         </w:rPr>
-        <w:t>Resource: Tyndale Open Study Notes</w:t>
+        <w:t>Resource: Aquifer Open Study Notes (Book Intros)</w:t>
       </w:r>
       <w:r>
         <w:rPr>
@@ -112,7 +112,7 @@
         <w:rPr>
           <w:lang w:val="zh_TW" w:bidi="zh_TW"/>
         </w:rPr>
-        <w:t>Tyndale Open Study Notes</w:t>
+        <w:t>Aquifer Open Study Notes (Book Intros)</w:t>
       </w:r>
     </w:p>
     <w:p>
